--- a/Session1.docx
+++ b/Session1.docx
@@ -11,19 +11,978 @@
       </w:r>
     </w:p>
     <w:p>
+      <w:r>
+        <w:rPr>
+          <w:noProof/>
+        </w:rPr>
+        <mc:AlternateContent>
+          <mc:Choice Requires="wps">
+            <w:drawing>
+              <wp:anchor distT="0" distB="0" distL="114300" distR="114300" simplePos="0" relativeHeight="251663360" behindDoc="0" locked="0" layoutInCell="1" allowOverlap="1" wp14:anchorId="2556FA3C" wp14:editId="0C82C9B8">
+                <wp:simplePos x="0" y="0"/>
+                <wp:positionH relativeFrom="column">
+                  <wp:posOffset>2247900</wp:posOffset>
+                </wp:positionH>
+                <wp:positionV relativeFrom="paragraph">
+                  <wp:posOffset>280670</wp:posOffset>
+                </wp:positionV>
+                <wp:extent cx="1219200" cy="525780"/>
+                <wp:effectExtent l="0" t="0" r="19050" b="26670"/>
+                <wp:wrapNone/>
+                <wp:docPr id="253322054" name="Rectangle: Rounded Corners 3"/>
+                <wp:cNvGraphicFramePr/>
+                <a:graphic xmlns:a="http://schemas.openxmlformats.org/drawingml/2006/main">
+                  <a:graphicData uri="http://schemas.microsoft.com/office/word/2010/wordprocessingShape">
+                    <wps:wsp>
+                      <wps:cNvSpPr/>
+                      <wps:spPr>
+                        <a:xfrm>
+                          <a:off x="0" y="0"/>
+                          <a:ext cx="1219200" cy="525780"/>
+                        </a:xfrm>
+                        <a:prstGeom prst="roundRect">
+                          <a:avLst/>
+                        </a:prstGeom>
+                      </wps:spPr>
+                      <wps:style>
+                        <a:lnRef idx="2">
+                          <a:schemeClr val="accent6"/>
+                        </a:lnRef>
+                        <a:fillRef idx="1">
+                          <a:schemeClr val="lt1"/>
+                        </a:fillRef>
+                        <a:effectRef idx="0">
+                          <a:schemeClr val="accent6"/>
+                        </a:effectRef>
+                        <a:fontRef idx="minor">
+                          <a:schemeClr val="dk1"/>
+                        </a:fontRef>
+                      </wps:style>
+                      <wps:txbx>
+                        <w:txbxContent>
+                          <w:p>
+                            <w:pPr>
+                              <w:jc w:val="center"/>
+                            </w:pPr>
+                            <w:r>
+                              <w:t>Order food</w:t>
+                            </w:r>
+                          </w:p>
+                        </w:txbxContent>
+                      </wps:txbx>
+                      <wps:bodyPr rot="0" spcFirstLastPara="0" vertOverflow="overflow" horzOverflow="overflow" vert="horz" wrap="square" lIns="91440" tIns="45720" rIns="91440" bIns="45720" numCol="1" spcCol="0" rtlCol="0" fromWordArt="0" anchor="ctr" anchorCtr="0" forceAA="0" compatLnSpc="1">
+                        <a:prstTxWarp prst="textNoShape">
+                          <a:avLst/>
+                        </a:prstTxWarp>
+                        <a:noAutofit/>
+                      </wps:bodyPr>
+                    </wps:wsp>
+                  </a:graphicData>
+                </a:graphic>
+                <wp14:sizeRelH relativeFrom="margin">
+                  <wp14:pctWidth>0</wp14:pctWidth>
+                </wp14:sizeRelH>
+                <wp14:sizeRelV relativeFrom="margin">
+                  <wp14:pctHeight>0</wp14:pctHeight>
+                </wp14:sizeRelV>
+              </wp:anchor>
+            </w:drawing>
+          </mc:Choice>
+          <mc:Fallback>
+            <w:pict>
+              <v:roundrect w14:anchorId="2556FA3C" id="Rectangle: Rounded Corners 3" o:spid="_x0000_s1026" style="position:absolute;margin-left:177pt;margin-top:22.1pt;width:96pt;height:41.4pt;z-index:251663360;visibility:visible;mso-wrap-style:square;mso-width-percent:0;mso-height-percent:0;mso-wrap-distance-left:9pt;mso-wrap-distance-top:0;mso-wrap-distance-right:9pt;mso-wrap-distance-bottom:0;mso-position-horizontal:absolute;mso-position-horizontal-relative:text;mso-position-vertical:absolute;mso-position-vertical-relative:text;mso-width-percent:0;mso-height-percent:0;mso-width-relative:margin;mso-height-relative:margin;v-text-anchor:middle" arcsize="10923f" o:gfxdata="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" fillcolor="white [3201]" strokecolor="#4ea72e [3209]" strokeweight="1.5pt">
+                <v:stroke joinstyle="miter"/>
+                <v:textbox>
+                  <w:txbxContent>
+                    <w:p>
+                      <w:pPr>
+                        <w:jc w:val="center"/>
+                      </w:pPr>
+                      <w:r>
+                        <w:t>Order food</w:t>
+                      </w:r>
+                    </w:p>
+                  </w:txbxContent>
+                </v:textbox>
+              </v:roundrect>
+            </w:pict>
+          </mc:Fallback>
+        </mc:AlternateContent>
+      </w:r>
+      <w:r>
+        <w:rPr>
+          <w:noProof/>
+        </w:rPr>
+        <mc:AlternateContent>
+          <mc:Choice Requires="wps">
+            <w:drawing>
+              <wp:anchor distT="0" distB="0" distL="114300" distR="114300" simplePos="0" relativeHeight="251661312" behindDoc="0" locked="0" layoutInCell="1" allowOverlap="1" wp14:anchorId="781F2F74" wp14:editId="613B90D6">
+                <wp:simplePos x="0" y="0"/>
+                <wp:positionH relativeFrom="column">
+                  <wp:posOffset>4107180</wp:posOffset>
+                </wp:positionH>
+                <wp:positionV relativeFrom="paragraph">
+                  <wp:posOffset>219710</wp:posOffset>
+                </wp:positionV>
+                <wp:extent cx="1295400" cy="502920"/>
+                <wp:effectExtent l="0" t="0" r="19050" b="11430"/>
+                <wp:wrapNone/>
+                <wp:docPr id="563618209" name="Rectangle: Rounded Corners 3"/>
+                <wp:cNvGraphicFramePr/>
+                <a:graphic xmlns:a="http://schemas.openxmlformats.org/drawingml/2006/main">
+                  <a:graphicData uri="http://schemas.microsoft.com/office/word/2010/wordprocessingShape">
+                    <wps:wsp>
+                      <wps:cNvSpPr/>
+                      <wps:spPr>
+                        <a:xfrm>
+                          <a:off x="0" y="0"/>
+                          <a:ext cx="1295400" cy="502920"/>
+                        </a:xfrm>
+                        <a:prstGeom prst="roundRect">
+                          <a:avLst/>
+                        </a:prstGeom>
+                      </wps:spPr>
+                      <wps:style>
+                        <a:lnRef idx="2">
+                          <a:schemeClr val="accent6"/>
+                        </a:lnRef>
+                        <a:fillRef idx="1">
+                          <a:schemeClr val="lt1"/>
+                        </a:fillRef>
+                        <a:effectRef idx="0">
+                          <a:schemeClr val="accent6"/>
+                        </a:effectRef>
+                        <a:fontRef idx="minor">
+                          <a:schemeClr val="dk1"/>
+                        </a:fontRef>
+                      </wps:style>
+                      <wps:txbx>
+                        <w:txbxContent>
+                          <w:p>
+                            <w:pPr>
+                              <w:jc w:val="center"/>
+                            </w:pPr>
+                            <w:r>
+                              <w:t>restaurant</w:t>
+                            </w:r>
+                          </w:p>
+                        </w:txbxContent>
+                      </wps:txbx>
+                      <wps:bodyPr rot="0" spcFirstLastPara="0" vertOverflow="overflow" horzOverflow="overflow" vert="horz" wrap="square" lIns="91440" tIns="45720" rIns="91440" bIns="45720" numCol="1" spcCol="0" rtlCol="0" fromWordArt="0" anchor="ctr" anchorCtr="0" forceAA="0" compatLnSpc="1">
+                        <a:prstTxWarp prst="textNoShape">
+                          <a:avLst/>
+                        </a:prstTxWarp>
+                        <a:noAutofit/>
+                      </wps:bodyPr>
+                    </wps:wsp>
+                  </a:graphicData>
+                </a:graphic>
+                <wp14:sizeRelH relativeFrom="margin">
+                  <wp14:pctWidth>0</wp14:pctWidth>
+                </wp14:sizeRelH>
+                <wp14:sizeRelV relativeFrom="margin">
+                  <wp14:pctHeight>0</wp14:pctHeight>
+                </wp14:sizeRelV>
+              </wp:anchor>
+            </w:drawing>
+          </mc:Choice>
+          <mc:Fallback>
+            <w:pict>
+              <v:roundrect w14:anchorId="781F2F74" id="_x0000_s1027" style="position:absolute;margin-left:323.4pt;margin-top:17.3pt;width:102pt;height:39.6pt;z-index:251661312;visibility:visible;mso-wrap-style:square;mso-width-percent:0;mso-height-percent:0;mso-wrap-distance-left:9pt;mso-wrap-distance-top:0;mso-wrap-distance-right:9pt;mso-wrap-distance-bottom:0;mso-position-horizontal:absolute;mso-position-horizontal-relative:text;mso-position-vertical:absolute;mso-position-vertical-relative:text;mso-width-percent:0;mso-height-percent:0;mso-width-relative:margin;mso-height-relative:margin;v-text-anchor:middle" arcsize="10923f" o:gfxdata="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" fillcolor="white [3201]" strokecolor="#4ea72e [3209]" strokeweight="1.5pt">
+                <v:stroke joinstyle="miter"/>
+                <v:textbox>
+                  <w:txbxContent>
+                    <w:p>
+                      <w:pPr>
+                        <w:jc w:val="center"/>
+                      </w:pPr>
+                      <w:r>
+                        <w:t>restaurant</w:t>
+                      </w:r>
+                    </w:p>
+                  </w:txbxContent>
+                </v:textbox>
+              </v:roundrect>
+            </w:pict>
+          </mc:Fallback>
+        </mc:AlternateContent>
+      </w:r>
+      <w:r>
+        <w:rPr>
+          <w:noProof/>
+        </w:rPr>
+        <mc:AlternateContent>
+          <mc:Choice Requires="wps">
+            <w:drawing>
+              <wp:anchor distT="0" distB="0" distL="114300" distR="114300" simplePos="0" relativeHeight="251659264" behindDoc="0" locked="0" layoutInCell="1" allowOverlap="1" wp14:anchorId="4677F02A" wp14:editId="46D8F72E">
+                <wp:simplePos x="0" y="0"/>
+                <wp:positionH relativeFrom="column">
+                  <wp:posOffset>76200</wp:posOffset>
+                </wp:positionH>
+                <wp:positionV relativeFrom="paragraph">
+                  <wp:posOffset>219710</wp:posOffset>
+                </wp:positionV>
+                <wp:extent cx="1287780" cy="533400"/>
+                <wp:effectExtent l="0" t="0" r="26670" b="19050"/>
+                <wp:wrapNone/>
+                <wp:docPr id="531935344" name="Rectangle: Rounded Corners 3"/>
+                <wp:cNvGraphicFramePr/>
+                <a:graphic xmlns:a="http://schemas.openxmlformats.org/drawingml/2006/main">
+                  <a:graphicData uri="http://schemas.microsoft.com/office/word/2010/wordprocessingShape">
+                    <wps:wsp>
+                      <wps:cNvSpPr/>
+                      <wps:spPr>
+                        <a:xfrm>
+                          <a:off x="0" y="0"/>
+                          <a:ext cx="1287780" cy="533400"/>
+                        </a:xfrm>
+                        <a:prstGeom prst="roundRect">
+                          <a:avLst/>
+                        </a:prstGeom>
+                      </wps:spPr>
+                      <wps:style>
+                        <a:lnRef idx="2">
+                          <a:schemeClr val="accent6"/>
+                        </a:lnRef>
+                        <a:fillRef idx="1">
+                          <a:schemeClr val="lt1"/>
+                        </a:fillRef>
+                        <a:effectRef idx="0">
+                          <a:schemeClr val="accent6"/>
+                        </a:effectRef>
+                        <a:fontRef idx="minor">
+                          <a:schemeClr val="dk1"/>
+                        </a:fontRef>
+                      </wps:style>
+                      <wps:txbx>
+                        <w:txbxContent>
+                          <w:p>
+                            <w:pPr>
+                              <w:jc w:val="center"/>
+                            </w:pPr>
+                            <w:r>
+                              <w:t>user</w:t>
+                            </w:r>
+                          </w:p>
+                        </w:txbxContent>
+                      </wps:txbx>
+                      <wps:bodyPr rot="0" spcFirstLastPara="0" vertOverflow="overflow" horzOverflow="overflow" vert="horz" wrap="square" lIns="91440" tIns="45720" rIns="91440" bIns="45720" numCol="1" spcCol="0" rtlCol="0" fromWordArt="0" anchor="ctr" anchorCtr="0" forceAA="0" compatLnSpc="1">
+                        <a:prstTxWarp prst="textNoShape">
+                          <a:avLst/>
+                        </a:prstTxWarp>
+                        <a:noAutofit/>
+                      </wps:bodyPr>
+                    </wps:wsp>
+                  </a:graphicData>
+                </a:graphic>
+                <wp14:sizeRelH relativeFrom="margin">
+                  <wp14:pctWidth>0</wp14:pctWidth>
+                </wp14:sizeRelH>
+                <wp14:sizeRelV relativeFrom="margin">
+                  <wp14:pctHeight>0</wp14:pctHeight>
+                </wp14:sizeRelV>
+              </wp:anchor>
+            </w:drawing>
+          </mc:Choice>
+          <mc:Fallback>
+            <w:pict>
+              <v:roundrect w14:anchorId="4677F02A" id="_x0000_s1028" style="position:absolute;margin-left:6pt;margin-top:17.3pt;width:101.4pt;height:42pt;z-index:251659264;visibility:visible;mso-wrap-style:square;mso-width-percent:0;mso-height-percent:0;mso-wrap-distance-left:9pt;mso-wrap-distance-top:0;mso-wrap-distance-right:9pt;mso-wrap-distance-bottom:0;mso-position-horizontal:absolute;mso-position-horizontal-relative:text;mso-position-vertical:absolute;mso-position-vertical-relative:text;mso-width-percent:0;mso-height-percent:0;mso-width-relative:margin;mso-height-relative:margin;v-text-anchor:middle" arcsize="10923f" o:gfxdata="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" fillcolor="white [3201]" strokecolor="#4ea72e [3209]" strokeweight="1.5pt">
+                <v:stroke joinstyle="miter"/>
+                <v:textbox>
+                  <w:txbxContent>
+                    <w:p>
+                      <w:pPr>
+                        <w:jc w:val="center"/>
+                      </w:pPr>
+                      <w:r>
+                        <w:t>user</w:t>
+                      </w:r>
+                    </w:p>
+                  </w:txbxContent>
+                </v:textbox>
+              </v:roundrect>
+            </w:pict>
+          </mc:Fallback>
+        </mc:AlternateContent>
+      </w:r>
+    </w:p>
+    <w:p>
+      <w:r>
+        <w:rPr>
+          <w:noProof/>
+        </w:rPr>
+        <mc:AlternateContent>
+          <mc:Choice Requires="wps">
+            <w:drawing>
+              <wp:anchor distT="0" distB="0" distL="114300" distR="114300" simplePos="0" relativeHeight="251672576" behindDoc="0" locked="0" layoutInCell="1" allowOverlap="1" wp14:anchorId="5AF52C05" wp14:editId="130B4F19">
+                <wp:simplePos x="0" y="0"/>
+                <wp:positionH relativeFrom="column">
+                  <wp:posOffset>3467100</wp:posOffset>
+                </wp:positionH>
+                <wp:positionV relativeFrom="paragraph">
+                  <wp:posOffset>211454</wp:posOffset>
+                </wp:positionV>
+                <wp:extent cx="640080" cy="45719"/>
+                <wp:effectExtent l="0" t="57150" r="26670" b="50165"/>
+                <wp:wrapNone/>
+                <wp:docPr id="360129804" name="Straight Arrow Connector 4"/>
+                <wp:cNvGraphicFramePr/>
+                <a:graphic xmlns:a="http://schemas.openxmlformats.org/drawingml/2006/main">
+                  <a:graphicData uri="http://schemas.microsoft.com/office/word/2010/wordprocessingShape">
+                    <wps:wsp>
+                      <wps:cNvCnPr/>
+                      <wps:spPr>
+                        <a:xfrm flipV="1">
+                          <a:off x="0" y="0"/>
+                          <a:ext cx="640080" cy="45719"/>
+                        </a:xfrm>
+                        <a:prstGeom prst="straightConnector1">
+                          <a:avLst/>
+                        </a:prstGeom>
+                        <a:ln>
+                          <a:tailEnd type="triangle"/>
+                        </a:ln>
+                      </wps:spPr>
+                      <wps:style>
+                        <a:lnRef idx="2">
+                          <a:schemeClr val="accent1"/>
+                        </a:lnRef>
+                        <a:fillRef idx="0">
+                          <a:schemeClr val="accent1"/>
+                        </a:fillRef>
+                        <a:effectRef idx="1">
+                          <a:schemeClr val="accent1"/>
+                        </a:effectRef>
+                        <a:fontRef idx="minor">
+                          <a:schemeClr val="tx1"/>
+                        </a:fontRef>
+                      </wps:style>
+                      <wps:bodyPr/>
+                    </wps:wsp>
+                  </a:graphicData>
+                </a:graphic>
+                <wp14:sizeRelH relativeFrom="margin">
+                  <wp14:pctWidth>0</wp14:pctWidth>
+                </wp14:sizeRelH>
+                <wp14:sizeRelV relativeFrom="margin">
+                  <wp14:pctHeight>0</wp14:pctHeight>
+                </wp14:sizeRelV>
+              </wp:anchor>
+            </w:drawing>
+          </mc:Choice>
+          <mc:Fallback>
+            <w:pict>
+              <v:shapetype w14:anchorId="058D0750" id="_x0000_t32" coordsize="21600,21600" o:spt="32" o:oned="t" path="m,l21600,21600e" filled="f">
+                <v:path arrowok="t" fillok="f" o:connecttype="none"/>
+                <o:lock v:ext="edit" shapetype="t"/>
+              </v:shapetype>
+              <v:shape id="Straight Arrow Connector 4" o:spid="_x0000_s1026" type="#_x0000_t32" style="position:absolute;margin-left:273pt;margin-top:16.65pt;width:50.4pt;height:3.6pt;flip:y;z-index:251672576;visibility:visible;mso-wrap-style:square;mso-width-percent:0;mso-height-percent:0;mso-wrap-distance-left:9pt;mso-wrap-distance-top:0;mso-wrap-distance-right:9pt;mso-wrap-distance-bottom:0;mso-position-horizontal:absolute;mso-position-horizontal-relative:text;mso-position-vertical:absolute;mso-position-vertical-relative:text;mso-width-percent:0;mso-height-percent:0;mso-width-relative:margin;mso-height-relative:margin" o:gfxdata="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" strokecolor="#156082 [3204]" strokeweight="1.5pt">
+                <v:stroke endarrow="block" joinstyle="miter"/>
+              </v:shape>
+            </w:pict>
+          </mc:Fallback>
+        </mc:AlternateContent>
+      </w:r>
+      <w:r>
+        <w:rPr>
+          <w:noProof/>
+        </w:rPr>
+        <mc:AlternateContent>
+          <mc:Choice Requires="wps">
+            <w:drawing>
+              <wp:anchor distT="0" distB="0" distL="114300" distR="114300" simplePos="0" relativeHeight="251670528" behindDoc="0" locked="0" layoutInCell="1" allowOverlap="1" wp14:anchorId="34D73A0D" wp14:editId="195F6318">
+                <wp:simplePos x="0" y="0"/>
+                <wp:positionH relativeFrom="column">
+                  <wp:posOffset>1363980</wp:posOffset>
+                </wp:positionH>
+                <wp:positionV relativeFrom="paragraph">
+                  <wp:posOffset>215265</wp:posOffset>
+                </wp:positionV>
+                <wp:extent cx="830580" cy="0"/>
+                <wp:effectExtent l="0" t="76200" r="26670" b="95250"/>
+                <wp:wrapNone/>
+                <wp:docPr id="1390458640" name="Straight Arrow Connector 4"/>
+                <wp:cNvGraphicFramePr/>
+                <a:graphic xmlns:a="http://schemas.openxmlformats.org/drawingml/2006/main">
+                  <a:graphicData uri="http://schemas.microsoft.com/office/word/2010/wordprocessingShape">
+                    <wps:wsp>
+                      <wps:cNvCnPr/>
+                      <wps:spPr>
+                        <a:xfrm>
+                          <a:off x="0" y="0"/>
+                          <a:ext cx="830580" cy="0"/>
+                        </a:xfrm>
+                        <a:prstGeom prst="straightConnector1">
+                          <a:avLst/>
+                        </a:prstGeom>
+                        <a:ln>
+                          <a:tailEnd type="triangle"/>
+                        </a:ln>
+                      </wps:spPr>
+                      <wps:style>
+                        <a:lnRef idx="2">
+                          <a:schemeClr val="accent1"/>
+                        </a:lnRef>
+                        <a:fillRef idx="0">
+                          <a:schemeClr val="accent1"/>
+                        </a:fillRef>
+                        <a:effectRef idx="1">
+                          <a:schemeClr val="accent1"/>
+                        </a:effectRef>
+                        <a:fontRef idx="minor">
+                          <a:schemeClr val="tx1"/>
+                        </a:fontRef>
+                      </wps:style>
+                      <wps:bodyPr/>
+                    </wps:wsp>
+                  </a:graphicData>
+                </a:graphic>
+              </wp:anchor>
+            </w:drawing>
+          </mc:Choice>
+          <mc:Fallback>
+            <w:pict>
+              <v:shape w14:anchorId="5EF215AC" id="Straight Arrow Connector 4" o:spid="_x0000_s1026" type="#_x0000_t32" style="position:absolute;margin-left:107.4pt;margin-top:16.95pt;width:65.4pt;height:0;z-index:251670528;visibility:visible;mso-wrap-style:square;mso-wrap-distance-left:9pt;mso-wrap-distance-top:0;mso-wrap-distance-right:9pt;mso-wrap-distance-bottom:0;mso-position-horizontal:absolute;mso-position-horizontal-relative:text;mso-position-vertical:absolute;mso-position-vertical-relative:text" o:gfxdata="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" strokecolor="#156082 [3204]" strokeweight="1.5pt">
+                <v:stroke endarrow="block" joinstyle="miter"/>
+              </v:shape>
+            </w:pict>
+          </mc:Fallback>
+        </mc:AlternateContent>
+      </w:r>
+    </w:p>
+    <w:p>
+      <w:r>
+        <w:rPr>
+          <w:noProof/>
+        </w:rPr>
+        <mc:AlternateContent>
+          <mc:Choice Requires="wps">
+            <w:drawing>
+              <wp:anchor distT="0" distB="0" distL="114300" distR="114300" simplePos="0" relativeHeight="251677696" behindDoc="0" locked="0" layoutInCell="1" allowOverlap="1" wp14:anchorId="31B4F83A" wp14:editId="38218DB1">
+                <wp:simplePos x="0" y="0"/>
+                <wp:positionH relativeFrom="column">
+                  <wp:posOffset>2788920</wp:posOffset>
+                </wp:positionH>
+                <wp:positionV relativeFrom="paragraph">
+                  <wp:posOffset>217805</wp:posOffset>
+                </wp:positionV>
+                <wp:extent cx="0" cy="624840"/>
+                <wp:effectExtent l="76200" t="0" r="76200" b="60960"/>
+                <wp:wrapNone/>
+                <wp:docPr id="764649783" name="Straight Arrow Connector 9"/>
+                <wp:cNvGraphicFramePr/>
+                <a:graphic xmlns:a="http://schemas.openxmlformats.org/drawingml/2006/main">
+                  <a:graphicData uri="http://schemas.microsoft.com/office/word/2010/wordprocessingShape">
+                    <wps:wsp>
+                      <wps:cNvCnPr/>
+                      <wps:spPr>
+                        <a:xfrm>
+                          <a:off x="0" y="0"/>
+                          <a:ext cx="0" cy="624840"/>
+                        </a:xfrm>
+                        <a:prstGeom prst="straightConnector1">
+                          <a:avLst/>
+                        </a:prstGeom>
+                        <a:ln>
+                          <a:tailEnd type="triangle"/>
+                        </a:ln>
+                      </wps:spPr>
+                      <wps:style>
+                        <a:lnRef idx="2">
+                          <a:schemeClr val="accent1"/>
+                        </a:lnRef>
+                        <a:fillRef idx="0">
+                          <a:schemeClr val="accent1"/>
+                        </a:fillRef>
+                        <a:effectRef idx="1">
+                          <a:schemeClr val="accent1"/>
+                        </a:effectRef>
+                        <a:fontRef idx="minor">
+                          <a:schemeClr val="tx1"/>
+                        </a:fontRef>
+                      </wps:style>
+                      <wps:bodyPr/>
+                    </wps:wsp>
+                  </a:graphicData>
+                </a:graphic>
+              </wp:anchor>
+            </w:drawing>
+          </mc:Choice>
+          <mc:Fallback>
+            <w:pict>
+              <v:shape w14:anchorId="28BED7D9" id="Straight Arrow Connector 9" o:spid="_x0000_s1026" type="#_x0000_t32" style="position:absolute;margin-left:219.6pt;margin-top:17.15pt;width:0;height:49.2pt;z-index:251677696;visibility:visible;mso-wrap-style:square;mso-wrap-distance-left:9pt;mso-wrap-distance-top:0;mso-wrap-distance-right:9pt;mso-wrap-distance-bottom:0;mso-position-horizontal:absolute;mso-position-horizontal-relative:text;mso-position-vertical:absolute;mso-position-vertical-relative:text" o:gfxdata="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" strokecolor="#156082 [3204]" strokeweight="1.5pt">
+                <v:stroke endarrow="block" joinstyle="miter"/>
+              </v:shape>
+            </w:pict>
+          </mc:Fallback>
+        </mc:AlternateContent>
+      </w:r>
+    </w:p>
+    <w:p/>
+    <w:p>
+      <w:r>
+        <w:rPr>
+          <w:noProof/>
+        </w:rPr>
+        <mc:AlternateContent>
+          <mc:Choice Requires="wps">
+            <w:drawing>
+              <wp:anchor distT="0" distB="0" distL="114300" distR="114300" simplePos="0" relativeHeight="251665408" behindDoc="0" locked="0" layoutInCell="1" allowOverlap="1" wp14:anchorId="2AA3F914" wp14:editId="71A18FAB">
+                <wp:simplePos x="0" y="0"/>
+                <wp:positionH relativeFrom="column">
+                  <wp:posOffset>2194560</wp:posOffset>
+                </wp:positionH>
+                <wp:positionV relativeFrom="paragraph">
+                  <wp:posOffset>155575</wp:posOffset>
+                </wp:positionV>
+                <wp:extent cx="1158240" cy="495300"/>
+                <wp:effectExtent l="0" t="0" r="22860" b="19050"/>
+                <wp:wrapNone/>
+                <wp:docPr id="1810302675" name="Rectangle: Rounded Corners 3"/>
+                <wp:cNvGraphicFramePr/>
+                <a:graphic xmlns:a="http://schemas.openxmlformats.org/drawingml/2006/main">
+                  <a:graphicData uri="http://schemas.microsoft.com/office/word/2010/wordprocessingShape">
+                    <wps:wsp>
+                      <wps:cNvSpPr/>
+                      <wps:spPr>
+                        <a:xfrm>
+                          <a:off x="0" y="0"/>
+                          <a:ext cx="1158240" cy="495300"/>
+                        </a:xfrm>
+                        <a:prstGeom prst="roundRect">
+                          <a:avLst/>
+                        </a:prstGeom>
+                      </wps:spPr>
+                      <wps:style>
+                        <a:lnRef idx="2">
+                          <a:schemeClr val="accent6"/>
+                        </a:lnRef>
+                        <a:fillRef idx="1">
+                          <a:schemeClr val="lt1"/>
+                        </a:fillRef>
+                        <a:effectRef idx="0">
+                          <a:schemeClr val="accent6"/>
+                        </a:effectRef>
+                        <a:fontRef idx="minor">
+                          <a:schemeClr val="dk1"/>
+                        </a:fontRef>
+                      </wps:style>
+                      <wps:txbx>
+                        <w:txbxContent>
+                          <w:p>
+                            <w:pPr>
+                              <w:jc w:val="center"/>
+                            </w:pPr>
+                            <w:r>
+                              <w:t>Order place</w:t>
+                            </w:r>
+                          </w:p>
+                        </w:txbxContent>
+                      </wps:txbx>
+                      <wps:bodyPr rot="0" spcFirstLastPara="0" vertOverflow="overflow" horzOverflow="overflow" vert="horz" wrap="square" lIns="91440" tIns="45720" rIns="91440" bIns="45720" numCol="1" spcCol="0" rtlCol="0" fromWordArt="0" anchor="ctr" anchorCtr="0" forceAA="0" compatLnSpc="1">
+                        <a:prstTxWarp prst="textNoShape">
+                          <a:avLst/>
+                        </a:prstTxWarp>
+                        <a:noAutofit/>
+                      </wps:bodyPr>
+                    </wps:wsp>
+                  </a:graphicData>
+                </a:graphic>
+                <wp14:sizeRelH relativeFrom="margin">
+                  <wp14:pctWidth>0</wp14:pctWidth>
+                </wp14:sizeRelH>
+                <wp14:sizeRelV relativeFrom="margin">
+                  <wp14:pctHeight>0</wp14:pctHeight>
+                </wp14:sizeRelV>
+              </wp:anchor>
+            </w:drawing>
+          </mc:Choice>
+          <mc:Fallback>
+            <w:pict>
+              <v:roundrect w14:anchorId="2AA3F914" id="_x0000_s1029" style="position:absolute;margin-left:172.8pt;margin-top:12.25pt;width:91.2pt;height:39pt;z-index:251665408;visibility:visible;mso-wrap-style:square;mso-width-percent:0;mso-height-percent:0;mso-wrap-distance-left:9pt;mso-wrap-distance-top:0;mso-wrap-distance-right:9pt;mso-wrap-distance-bottom:0;mso-position-horizontal:absolute;mso-position-horizontal-relative:text;mso-position-vertical:absolute;mso-position-vertical-relative:text;mso-width-percent:0;mso-height-percent:0;mso-width-relative:margin;mso-height-relative:margin;v-text-anchor:middle" arcsize="10923f" o:gfxdata="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" fillcolor="white [3201]" strokecolor="#4ea72e [3209]" strokeweight="1.5pt">
+                <v:stroke joinstyle="miter"/>
+                <v:textbox>
+                  <w:txbxContent>
+                    <w:p>
+                      <w:pPr>
+                        <w:jc w:val="center"/>
+                      </w:pPr>
+                      <w:r>
+                        <w:t>Order place</w:t>
+                      </w:r>
+                    </w:p>
+                  </w:txbxContent>
+                </v:textbox>
+              </v:roundrect>
+            </w:pict>
+          </mc:Fallback>
+        </mc:AlternateContent>
+      </w:r>
+    </w:p>
+    <w:p/>
+    <w:p>
+      <w:r>
+        <w:rPr>
+          <w:noProof/>
+        </w:rPr>
+        <mc:AlternateContent>
+          <mc:Choice Requires="wps">
+            <w:drawing>
+              <wp:anchor distT="0" distB="0" distL="114300" distR="114300" simplePos="0" relativeHeight="251676672" behindDoc="0" locked="0" layoutInCell="1" allowOverlap="1" wp14:anchorId="2974FE60" wp14:editId="56497A43">
+                <wp:simplePos x="0" y="0"/>
+                <wp:positionH relativeFrom="column">
+                  <wp:posOffset>3352800</wp:posOffset>
+                </wp:positionH>
+                <wp:positionV relativeFrom="paragraph">
+                  <wp:posOffset>16510</wp:posOffset>
+                </wp:positionV>
+                <wp:extent cx="1005840" cy="457200"/>
+                <wp:effectExtent l="0" t="0" r="80010" b="57150"/>
+                <wp:wrapNone/>
+                <wp:docPr id="1767755327" name="Straight Arrow Connector 8"/>
+                <wp:cNvGraphicFramePr/>
+                <a:graphic xmlns:a="http://schemas.openxmlformats.org/drawingml/2006/main">
+                  <a:graphicData uri="http://schemas.microsoft.com/office/word/2010/wordprocessingShape">
+                    <wps:wsp>
+                      <wps:cNvCnPr/>
+                      <wps:spPr>
+                        <a:xfrm>
+                          <a:off x="0" y="0"/>
+                          <a:ext cx="1005840" cy="457200"/>
+                        </a:xfrm>
+                        <a:prstGeom prst="straightConnector1">
+                          <a:avLst/>
+                        </a:prstGeom>
+                        <a:ln>
+                          <a:tailEnd type="triangle"/>
+                        </a:ln>
+                      </wps:spPr>
+                      <wps:style>
+                        <a:lnRef idx="2">
+                          <a:schemeClr val="accent1"/>
+                        </a:lnRef>
+                        <a:fillRef idx="0">
+                          <a:schemeClr val="accent1"/>
+                        </a:fillRef>
+                        <a:effectRef idx="1">
+                          <a:schemeClr val="accent1"/>
+                        </a:effectRef>
+                        <a:fontRef idx="minor">
+                          <a:schemeClr val="tx1"/>
+                        </a:fontRef>
+                      </wps:style>
+                      <wps:bodyPr/>
+                    </wps:wsp>
+                  </a:graphicData>
+                </a:graphic>
+              </wp:anchor>
+            </w:drawing>
+          </mc:Choice>
+          <mc:Fallback>
+            <w:pict>
+              <v:shape w14:anchorId="40199E47" id="Straight Arrow Connector 8" o:spid="_x0000_s1026" type="#_x0000_t32" style="position:absolute;margin-left:264pt;margin-top:1.3pt;width:79.2pt;height:36pt;z-index:251676672;visibility:visible;mso-wrap-style:square;mso-wrap-distance-left:9pt;mso-wrap-distance-top:0;mso-wrap-distance-right:9pt;mso-wrap-distance-bottom:0;mso-position-horizontal:absolute;mso-position-horizontal-relative:text;mso-position-vertical:absolute;mso-position-vertical-relative:text" o:gfxdata="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" strokecolor="#156082 [3204]" strokeweight="1.5pt">
+                <v:stroke endarrow="block" joinstyle="miter"/>
+              </v:shape>
+            </w:pict>
+          </mc:Fallback>
+        </mc:AlternateContent>
+      </w:r>
+      <w:r>
+        <w:rPr>
+          <w:noProof/>
+        </w:rPr>
+        <mc:AlternateContent>
+          <mc:Choice Requires="wps">
+            <w:drawing>
+              <wp:anchor distT="0" distB="0" distL="114300" distR="114300" simplePos="0" relativeHeight="251675648" behindDoc="0" locked="0" layoutInCell="1" allowOverlap="1" wp14:anchorId="580321AE" wp14:editId="6D4E31DD">
+                <wp:simplePos x="0" y="0"/>
+                <wp:positionH relativeFrom="column">
+                  <wp:posOffset>1363980</wp:posOffset>
+                </wp:positionH>
+                <wp:positionV relativeFrom="paragraph">
+                  <wp:posOffset>62230</wp:posOffset>
+                </wp:positionV>
+                <wp:extent cx="883920" cy="571500"/>
+                <wp:effectExtent l="38100" t="0" r="30480" b="57150"/>
+                <wp:wrapNone/>
+                <wp:docPr id="562732551" name="Straight Arrow Connector 7"/>
+                <wp:cNvGraphicFramePr/>
+                <a:graphic xmlns:a="http://schemas.openxmlformats.org/drawingml/2006/main">
+                  <a:graphicData uri="http://schemas.microsoft.com/office/word/2010/wordprocessingShape">
+                    <wps:wsp>
+                      <wps:cNvCnPr/>
+                      <wps:spPr>
+                        <a:xfrm flipH="1">
+                          <a:off x="0" y="0"/>
+                          <a:ext cx="883920" cy="571500"/>
+                        </a:xfrm>
+                        <a:prstGeom prst="straightConnector1">
+                          <a:avLst/>
+                        </a:prstGeom>
+                        <a:ln>
+                          <a:tailEnd type="triangle"/>
+                        </a:ln>
+                      </wps:spPr>
+                      <wps:style>
+                        <a:lnRef idx="2">
+                          <a:schemeClr val="accent1"/>
+                        </a:lnRef>
+                        <a:fillRef idx="0">
+                          <a:schemeClr val="accent1"/>
+                        </a:fillRef>
+                        <a:effectRef idx="1">
+                          <a:schemeClr val="accent1"/>
+                        </a:effectRef>
+                        <a:fontRef idx="minor">
+                          <a:schemeClr val="tx1"/>
+                        </a:fontRef>
+                      </wps:style>
+                      <wps:bodyPr/>
+                    </wps:wsp>
+                  </a:graphicData>
+                </a:graphic>
+              </wp:anchor>
+            </w:drawing>
+          </mc:Choice>
+          <mc:Fallback>
+            <w:pict>
+              <v:shape w14:anchorId="6269796C" id="Straight Arrow Connector 7" o:spid="_x0000_s1026" type="#_x0000_t32" style="position:absolute;margin-left:107.4pt;margin-top:4.9pt;width:69.6pt;height:45pt;flip:x;z-index:251675648;visibility:visible;mso-wrap-style:square;mso-wrap-distance-left:9pt;mso-wrap-distance-top:0;mso-wrap-distance-right:9pt;mso-wrap-distance-bottom:0;mso-position-horizontal:absolute;mso-position-horizontal-relative:text;mso-position-vertical:absolute;mso-position-vertical-relative:text" o:gfxdata="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" strokecolor="#156082 [3204]" strokeweight="1.5pt">
+                <v:stroke endarrow="block" joinstyle="miter"/>
+              </v:shape>
+            </w:pict>
+          </mc:Fallback>
+        </mc:AlternateContent>
+      </w:r>
+    </w:p>
+    <w:p>
+      <w:r>
+        <w:rPr>
+          <w:noProof/>
+        </w:rPr>
+        <mc:AlternateContent>
+          <mc:Choice Requires="wps">
+            <w:drawing>
+              <wp:anchor distT="0" distB="0" distL="114300" distR="114300" simplePos="0" relativeHeight="251669504" behindDoc="0" locked="0" layoutInCell="1" allowOverlap="1" wp14:anchorId="24899688" wp14:editId="102DE43C">
+                <wp:simplePos x="0" y="0"/>
+                <wp:positionH relativeFrom="column">
+                  <wp:posOffset>152400</wp:posOffset>
+                </wp:positionH>
+                <wp:positionV relativeFrom="paragraph">
+                  <wp:posOffset>156210</wp:posOffset>
+                </wp:positionV>
+                <wp:extent cx="1211580" cy="533400"/>
+                <wp:effectExtent l="0" t="0" r="26670" b="19050"/>
+                <wp:wrapNone/>
+                <wp:docPr id="863997777" name="Rectangle: Rounded Corners 3"/>
+                <wp:cNvGraphicFramePr/>
+                <a:graphic xmlns:a="http://schemas.openxmlformats.org/drawingml/2006/main">
+                  <a:graphicData uri="http://schemas.microsoft.com/office/word/2010/wordprocessingShape">
+                    <wps:wsp>
+                      <wps:cNvSpPr/>
+                      <wps:spPr>
+                        <a:xfrm>
+                          <a:off x="0" y="0"/>
+                          <a:ext cx="1211580" cy="533400"/>
+                        </a:xfrm>
+                        <a:prstGeom prst="roundRect">
+                          <a:avLst/>
+                        </a:prstGeom>
+                      </wps:spPr>
+                      <wps:style>
+                        <a:lnRef idx="2">
+                          <a:schemeClr val="accent6"/>
+                        </a:lnRef>
+                        <a:fillRef idx="1">
+                          <a:schemeClr val="lt1"/>
+                        </a:fillRef>
+                        <a:effectRef idx="0">
+                          <a:schemeClr val="accent6"/>
+                        </a:effectRef>
+                        <a:fontRef idx="minor">
+                          <a:schemeClr val="dk1"/>
+                        </a:fontRef>
+                      </wps:style>
+                      <wps:txbx>
+                        <w:txbxContent>
+                          <w:p>
+                            <w:pPr>
+                              <w:jc w:val="center"/>
+                            </w:pPr>
+                            <w:r>
+                              <w:t>payment</w:t>
+                            </w:r>
+                          </w:p>
+                        </w:txbxContent>
+                      </wps:txbx>
+                      <wps:bodyPr rot="0" spcFirstLastPara="0" vertOverflow="overflow" horzOverflow="overflow" vert="horz" wrap="square" lIns="91440" tIns="45720" rIns="91440" bIns="45720" numCol="1" spcCol="0" rtlCol="0" fromWordArt="0" anchor="ctr" anchorCtr="0" forceAA="0" compatLnSpc="1">
+                        <a:prstTxWarp prst="textNoShape">
+                          <a:avLst/>
+                        </a:prstTxWarp>
+                        <a:noAutofit/>
+                      </wps:bodyPr>
+                    </wps:wsp>
+                  </a:graphicData>
+                </a:graphic>
+                <wp14:sizeRelH relativeFrom="margin">
+                  <wp14:pctWidth>0</wp14:pctWidth>
+                </wp14:sizeRelH>
+                <wp14:sizeRelV relativeFrom="margin">
+                  <wp14:pctHeight>0</wp14:pctHeight>
+                </wp14:sizeRelV>
+              </wp:anchor>
+            </w:drawing>
+          </mc:Choice>
+          <mc:Fallback>
+            <w:pict>
+              <v:roundrect w14:anchorId="24899688" id="_x0000_s1030" style="position:absolute;margin-left:12pt;margin-top:12.3pt;width:95.4pt;height:42pt;z-index:251669504;visibility:visible;mso-wrap-style:square;mso-width-percent:0;mso-height-percent:0;mso-wrap-distance-left:9pt;mso-wrap-distance-top:0;mso-wrap-distance-right:9pt;mso-wrap-distance-bottom:0;mso-position-horizontal:absolute;mso-position-horizontal-relative:text;mso-position-vertical:absolute;mso-position-vertical-relative:text;mso-width-percent:0;mso-height-percent:0;mso-width-relative:margin;mso-height-relative:margin;v-text-anchor:middle" arcsize="10923f" o:gfxdata="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" fillcolor="white [3201]" strokecolor="#4ea72e [3209]" strokeweight="1.5pt">
+                <v:stroke joinstyle="miter"/>
+                <v:textbox>
+                  <w:txbxContent>
+                    <w:p>
+                      <w:pPr>
+                        <w:jc w:val="center"/>
+                      </w:pPr>
+                      <w:r>
+                        <w:t>payment</w:t>
+                      </w:r>
+                    </w:p>
+                  </w:txbxContent>
+                </v:textbox>
+              </v:roundrect>
+            </w:pict>
+          </mc:Fallback>
+        </mc:AlternateContent>
+      </w:r>
+      <w:r>
+        <w:rPr>
+          <w:noProof/>
+        </w:rPr>
+        <mc:AlternateContent>
+          <mc:Choice Requires="wps">
+            <w:drawing>
+              <wp:anchor distT="0" distB="0" distL="114300" distR="114300" simplePos="0" relativeHeight="251667456" behindDoc="0" locked="0" layoutInCell="1" allowOverlap="1" wp14:anchorId="347BBFAC" wp14:editId="53B8D5FB">
+                <wp:simplePos x="0" y="0"/>
+                <wp:positionH relativeFrom="column">
+                  <wp:posOffset>4358640</wp:posOffset>
+                </wp:positionH>
+                <wp:positionV relativeFrom="paragraph">
+                  <wp:posOffset>72390</wp:posOffset>
+                </wp:positionV>
+                <wp:extent cx="1127760" cy="533400"/>
+                <wp:effectExtent l="0" t="0" r="15240" b="19050"/>
+                <wp:wrapNone/>
+                <wp:docPr id="1540534454" name="Rectangle: Rounded Corners 3"/>
+                <wp:cNvGraphicFramePr/>
+                <a:graphic xmlns:a="http://schemas.openxmlformats.org/drawingml/2006/main">
+                  <a:graphicData uri="http://schemas.microsoft.com/office/word/2010/wordprocessingShape">
+                    <wps:wsp>
+                      <wps:cNvSpPr/>
+                      <wps:spPr>
+                        <a:xfrm>
+                          <a:off x="0" y="0"/>
+                          <a:ext cx="1127760" cy="533400"/>
+                        </a:xfrm>
+                        <a:prstGeom prst="roundRect">
+                          <a:avLst/>
+                        </a:prstGeom>
+                      </wps:spPr>
+                      <wps:style>
+                        <a:lnRef idx="2">
+                          <a:schemeClr val="accent6"/>
+                        </a:lnRef>
+                        <a:fillRef idx="1">
+                          <a:schemeClr val="lt1"/>
+                        </a:fillRef>
+                        <a:effectRef idx="0">
+                          <a:schemeClr val="accent6"/>
+                        </a:effectRef>
+                        <a:fontRef idx="minor">
+                          <a:schemeClr val="dk1"/>
+                        </a:fontRef>
+                      </wps:style>
+                      <wps:txbx>
+                        <w:txbxContent>
+                          <w:p>
+                            <w:pPr>
+                              <w:jc w:val="center"/>
+                            </w:pPr>
+                            <w:r>
+                              <w:t>delivery</w:t>
+                            </w:r>
+                          </w:p>
+                        </w:txbxContent>
+                      </wps:txbx>
+                      <wps:bodyPr rot="0" spcFirstLastPara="0" vertOverflow="overflow" horzOverflow="overflow" vert="horz" wrap="square" lIns="91440" tIns="45720" rIns="91440" bIns="45720" numCol="1" spcCol="0" rtlCol="0" fromWordArt="0" anchor="ctr" anchorCtr="0" forceAA="0" compatLnSpc="1">
+                        <a:prstTxWarp prst="textNoShape">
+                          <a:avLst/>
+                        </a:prstTxWarp>
+                        <a:noAutofit/>
+                      </wps:bodyPr>
+                    </wps:wsp>
+                  </a:graphicData>
+                </a:graphic>
+                <wp14:sizeRelH relativeFrom="margin">
+                  <wp14:pctWidth>0</wp14:pctWidth>
+                </wp14:sizeRelH>
+                <wp14:sizeRelV relativeFrom="margin">
+                  <wp14:pctHeight>0</wp14:pctHeight>
+                </wp14:sizeRelV>
+              </wp:anchor>
+            </w:drawing>
+          </mc:Choice>
+          <mc:Fallback>
+            <w:pict>
+              <v:roundrect w14:anchorId="347BBFAC" id="_x0000_s1031" style="position:absolute;margin-left:343.2pt;margin-top:5.7pt;width:88.8pt;height:42pt;z-index:251667456;visibility:visible;mso-wrap-style:square;mso-width-percent:0;mso-height-percent:0;mso-wrap-distance-left:9pt;mso-wrap-distance-top:0;mso-wrap-distance-right:9pt;mso-wrap-distance-bottom:0;mso-position-horizontal:absolute;mso-position-horizontal-relative:text;mso-position-vertical:absolute;mso-position-vertical-relative:text;mso-width-percent:0;mso-height-percent:0;mso-width-relative:margin;mso-height-relative:margin;v-text-anchor:middle" arcsize="10923f" o:gfxdata="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" fillcolor="white [3201]" strokecolor="#4ea72e [3209]" strokeweight="1.5pt">
+                <v:stroke joinstyle="miter"/>
+                <v:textbox>
+                  <w:txbxContent>
+                    <w:p>
+                      <w:pPr>
+                        <w:jc w:val="center"/>
+                      </w:pPr>
+                      <w:r>
+                        <w:t>delivery</w:t>
+                      </w:r>
+                    </w:p>
+                  </w:txbxContent>
+                </v:textbox>
+              </v:roundrect>
+            </w:pict>
+          </mc:Fallback>
+        </mc:AlternateContent>
+      </w:r>
+    </w:p>
+    <w:p>
       <w:pPr>
         <w:rPr>
           <w:b/>
           <w:bCs/>
         </w:rPr>
       </w:pPr>
-      <w:r>
+    </w:p>
+    <w:p>
+      <w:pPr>
         <w:rPr>
           <w:b/>
           <w:bCs/>
         </w:rPr>
-        <w:t xml:space="preserve">This is my answer </w:t>
-      </w:r>
+      </w:pPr>
+    </w:p>
+    <w:p>
+      <w:pPr>
+        <w:rPr>
+          <w:b/>
+          <w:bCs/>
+        </w:rPr>
+      </w:pPr>
+    </w:p>
+    <w:p>
+      <w:pPr>
+        <w:rPr>
+          <w:b/>
+          <w:bCs/>
+        </w:rPr>
+      </w:pPr>
     </w:p>
     <w:p>
       <w:r>
@@ -33,66 +992,412 @@
         </w:rPr>
         <w:t>2.</w:t>
       </w:r>
+      <w:r>
+        <w:t xml:space="preserve">Pick any app you use daily (Instagram, Paytm, Flipkart, etc.) and list 5 different testing activities that must be performed before the app is released to </w:t>
+      </w:r>
+      <w:proofErr w:type="gramStart"/>
+      <w:r>
+        <w:t>users.&lt;</w:t>
+      </w:r>
+      <w:proofErr w:type="spellStart"/>
+      <w:proofErr w:type="gramEnd"/>
+      <w:r>
+        <w:t>br</w:t>
+      </w:r>
+      <w:proofErr w:type="spellEnd"/>
+      <w:r>
+        <w:t>&gt;&lt;</w:t>
+      </w:r>
+      <w:proofErr w:type="spellStart"/>
+      <w:r>
+        <w:t>br</w:t>
+      </w:r>
+      <w:proofErr w:type="spellEnd"/>
+      <w:r>
+        <w:t>&gt;&lt;</w:t>
+      </w:r>
+      <w:proofErr w:type="spellStart"/>
+      <w:r>
+        <w:t>em</w:t>
+      </w:r>
+      <w:proofErr w:type="spellEnd"/>
+      <w:r>
+        <w:t xml:space="preserve">&gt;&lt;strong&gt;Hint:&lt;/strong&gt; Think about things like login, payment, notifications, speed, and </w:t>
+      </w:r>
+      <w:proofErr w:type="gramStart"/>
+      <w:r>
+        <w:t>security.&lt;</w:t>
+      </w:r>
+      <w:proofErr w:type="gramEnd"/>
+      <w:r>
+        <w:t>/</w:t>
+      </w:r>
+      <w:proofErr w:type="spellStart"/>
+      <w:r>
+        <w:t>em</w:t>
+      </w:r>
+      <w:proofErr w:type="spellEnd"/>
+      <w:r>
+        <w:t>&gt;</w:t>
+      </w:r>
+    </w:p>
+    <w:p/>
+    <w:p>
+      <w:r>
+        <w:t>Instagram</w:t>
+      </w:r>
     </w:p>
     <w:p>
       <w:r>
-        <w:t>Pick any app you use daily (Instagram, Paytm, Flipkart, etc.) and list 5 different testing activities that must be performed before the app is released to users.&lt;</w:t>
-      </w:r>
-      <w:proofErr w:type="spellStart"/>
-      <w:r>
-        <w:t>br</w:t>
-      </w:r>
-      <w:proofErr w:type="spellEnd"/>
-      <w:r>
-        <w:t>&gt;&lt;</w:t>
-      </w:r>
-      <w:proofErr w:type="spellStart"/>
-      <w:r>
-        <w:t>br</w:t>
-      </w:r>
-      <w:proofErr w:type="spellEnd"/>
-      <w:r>
-        <w:t>&gt;&lt;</w:t>
-      </w:r>
-      <w:proofErr w:type="spellStart"/>
-      <w:r>
-        <w:t>em</w:t>
-      </w:r>
-      <w:proofErr w:type="spellEnd"/>
-      <w:r>
-        <w:t>&gt;&lt;strong&gt;Hint:&lt;/strong&gt; Think about things like login, payment, notifications, speed, and security.&lt;/</w:t>
-      </w:r>
-      <w:proofErr w:type="spellStart"/>
-      <w:r>
-        <w:t>em</w:t>
-      </w:r>
-      <w:proofErr w:type="spellEnd"/>
-      <w:r>
-        <w:t>&gt;</w:t>
+        <w:t>1.login</w:t>
+      </w:r>
+      <w:r>
+        <w:t xml:space="preserve"> – mobile number se login </w:t>
+      </w:r>
+      <w:proofErr w:type="spellStart"/>
+      <w:r>
+        <w:t>ho</w:t>
+      </w:r>
+      <w:proofErr w:type="spellEnd"/>
+      <w:r>
+        <w:t xml:space="preserve"> </w:t>
+      </w:r>
+      <w:proofErr w:type="spellStart"/>
+      <w:r>
+        <w:t>rha</w:t>
+      </w:r>
+      <w:proofErr w:type="spellEnd"/>
+      <w:r>
+        <w:t xml:space="preserve"> h yan hi</w:t>
       </w:r>
     </w:p>
+    <w:p>
+      <w:r>
+        <w:t xml:space="preserve">2. </w:t>
+      </w:r>
+      <w:r>
+        <w:t xml:space="preserve">performance </w:t>
+      </w:r>
+      <w:r>
+        <w:t>–</w:t>
+      </w:r>
+      <w:r>
+        <w:t xml:space="preserve"> </w:t>
+      </w:r>
+      <w:proofErr w:type="spellStart"/>
+      <w:r>
+        <w:t>sahi</w:t>
+      </w:r>
+      <w:proofErr w:type="spellEnd"/>
+      <w:r>
+        <w:t xml:space="preserve"> se chal </w:t>
+      </w:r>
+      <w:proofErr w:type="spellStart"/>
+      <w:r>
+        <w:t>rha</w:t>
+      </w:r>
+      <w:proofErr w:type="spellEnd"/>
+      <w:r>
+        <w:t xml:space="preserve"> h </w:t>
+      </w:r>
+      <w:proofErr w:type="spellStart"/>
+      <w:proofErr w:type="gramStart"/>
+      <w:r>
+        <w:t>ya</w:t>
+      </w:r>
+      <w:proofErr w:type="spellEnd"/>
+      <w:r>
+        <w:t xml:space="preserve">  </w:t>
+      </w:r>
+      <w:proofErr w:type="spellStart"/>
+      <w:r>
+        <w:t>nhi</w:t>
+      </w:r>
+      <w:proofErr w:type="spellEnd"/>
+      <w:proofErr w:type="gramEnd"/>
+      <w:r>
+        <w:t xml:space="preserve"> </w:t>
+      </w:r>
+      <w:proofErr w:type="spellStart"/>
+      <w:r>
+        <w:t>uski</w:t>
+      </w:r>
+      <w:proofErr w:type="spellEnd"/>
+      <w:r>
+        <w:t xml:space="preserve"> performance </w:t>
+      </w:r>
+      <w:proofErr w:type="spellStart"/>
+      <w:r>
+        <w:t>kesi</w:t>
+      </w:r>
+      <w:proofErr w:type="spellEnd"/>
+      <w:r>
+        <w:t xml:space="preserve"> h </w:t>
+      </w:r>
+    </w:p>
+    <w:p>
+      <w:r>
+        <w:t xml:space="preserve">3. </w:t>
+      </w:r>
+      <w:r>
+        <w:t xml:space="preserve">notification – msg </w:t>
+      </w:r>
+      <w:proofErr w:type="spellStart"/>
+      <w:r>
+        <w:t>ke</w:t>
+      </w:r>
+      <w:proofErr w:type="spellEnd"/>
+      <w:r>
+        <w:t xml:space="preserve"> notification </w:t>
+      </w:r>
+      <w:proofErr w:type="spellStart"/>
+      <w:r>
+        <w:t>aare</w:t>
+      </w:r>
+      <w:proofErr w:type="spellEnd"/>
+      <w:r>
+        <w:t xml:space="preserve"> h yan hi</w:t>
+      </w:r>
+    </w:p>
+    <w:p>
+      <w:r>
+        <w:t xml:space="preserve">4. security </w:t>
+      </w:r>
+      <w:r>
+        <w:t>–</w:t>
+      </w:r>
+      <w:r>
+        <w:t xml:space="preserve"> </w:t>
+      </w:r>
+      <w:r>
+        <w:t xml:space="preserve">koi </w:t>
+      </w:r>
+      <w:proofErr w:type="spellStart"/>
+      <w:r>
+        <w:t>dusra</w:t>
+      </w:r>
+      <w:proofErr w:type="spellEnd"/>
+      <w:r>
+        <w:t xml:space="preserve"> </w:t>
+      </w:r>
+      <w:proofErr w:type="spellStart"/>
+      <w:r>
+        <w:t>uske</w:t>
+      </w:r>
+      <w:proofErr w:type="spellEnd"/>
+      <w:r>
+        <w:t xml:space="preserve"> app ko use to </w:t>
+      </w:r>
+      <w:proofErr w:type="spellStart"/>
+      <w:r>
+        <w:t>nhi</w:t>
+      </w:r>
+      <w:proofErr w:type="spellEnd"/>
+      <w:r>
+        <w:t xml:space="preserve"> </w:t>
+      </w:r>
+      <w:proofErr w:type="spellStart"/>
+      <w:r>
+        <w:t>kr</w:t>
+      </w:r>
+      <w:proofErr w:type="spellEnd"/>
+      <w:r>
+        <w:t xml:space="preserve"> </w:t>
+      </w:r>
+      <w:proofErr w:type="spellStart"/>
+      <w:r>
+        <w:t>ra</w:t>
+      </w:r>
+      <w:proofErr w:type="spellEnd"/>
+      <w:r>
+        <w:t xml:space="preserve"> ye check </w:t>
+      </w:r>
+      <w:proofErr w:type="spellStart"/>
+      <w:r>
+        <w:t>krna</w:t>
+      </w:r>
+      <w:proofErr w:type="spellEnd"/>
+    </w:p>
+    <w:p>
+      <w:r>
+        <w:t xml:space="preserve">5. </w:t>
+      </w:r>
+      <w:r>
+        <w:t xml:space="preserve">speed </w:t>
+      </w:r>
+      <w:r>
+        <w:t>–</w:t>
+      </w:r>
+      <w:r>
+        <w:t xml:space="preserve"> </w:t>
+      </w:r>
+      <w:r>
+        <w:t xml:space="preserve">speed </w:t>
+      </w:r>
+      <w:proofErr w:type="spellStart"/>
+      <w:r>
+        <w:t>kesi</w:t>
+      </w:r>
+      <w:proofErr w:type="spellEnd"/>
+      <w:r>
+        <w:t xml:space="preserve"> h ye </w:t>
+      </w:r>
+      <w:proofErr w:type="spellStart"/>
+      <w:r>
+        <w:t>pta</w:t>
+      </w:r>
+      <w:proofErr w:type="spellEnd"/>
+      <w:r>
+        <w:t xml:space="preserve"> </w:t>
+      </w:r>
+      <w:proofErr w:type="spellStart"/>
+      <w:r>
+        <w:t>krna</w:t>
+      </w:r>
+      <w:proofErr w:type="spellEnd"/>
+      <w:r>
+        <w:t xml:space="preserve"> </w:t>
+      </w:r>
+    </w:p>
+    <w:p/>
+    <w:p/>
     <w:p>
       <w:r>
         <w:rPr>
           <w:b/>
           <w:bCs/>
         </w:rPr>
+        <w:lastRenderedPageBreak/>
         <w:t>3.</w:t>
+      </w:r>
+      <w:r>
+        <w:t xml:space="preserve">Explain in your own words why testing is important at each stage of the Software Development Life Cycle (SDLC), using an example from an app like </w:t>
+      </w:r>
+      <w:proofErr w:type="spellStart"/>
+      <w:r>
+        <w:t>BookMyShow</w:t>
+      </w:r>
+      <w:proofErr w:type="spellEnd"/>
+      <w:r>
+        <w:t xml:space="preserve"> or IRCTC.</w:t>
+      </w:r>
+    </w:p>
+    <w:p/>
+    <w:p>
+      <w:proofErr w:type="gramStart"/>
+      <w:r>
+        <w:t>Ans .</w:t>
+      </w:r>
+      <w:proofErr w:type="gramEnd"/>
+      <w:r>
+        <w:t xml:space="preserve"> </w:t>
+      </w:r>
+      <w:r>
+        <w:t xml:space="preserve">Testing </w:t>
+      </w:r>
+      <w:proofErr w:type="spellStart"/>
+      <w:r>
+        <w:t>har</w:t>
+      </w:r>
+      <w:proofErr w:type="spellEnd"/>
+      <w:r>
+        <w:t xml:space="preserve"> SDLC stage par important </w:t>
       </w:r>
     </w:p>
     <w:p>
-      <w:r>
-        <w:t xml:space="preserve">Explain in your own words why testing is important at each stage of the Software Development Life Cycle (SDLC), using an example from an app like </w:t>
-      </w:r>
-      <w:proofErr w:type="spellStart"/>
-      <w:r>
-        <w:t>BookMyShow</w:t>
-      </w:r>
-      <w:proofErr w:type="spellEnd"/>
-      <w:r>
-        <w:t xml:space="preserve"> or IRCTC.</w:t>
+      <w:pPr>
+        <w:pStyle w:val="ListParagraph"/>
+        <w:numPr>
+          <w:ilvl w:val="0"/>
+          <w:numId w:val="4"/>
+        </w:numPr>
+      </w:pPr>
+      <w:r>
+        <w:t xml:space="preserve">errors </w:t>
+      </w:r>
+      <w:proofErr w:type="spellStart"/>
+      <w:r>
+        <w:t>jaldi</w:t>
+      </w:r>
+      <w:proofErr w:type="spellEnd"/>
+      <w:r>
+        <w:t xml:space="preserve"> detect </w:t>
+      </w:r>
+      <w:proofErr w:type="spellStart"/>
+      <w:r>
+        <w:t>hote</w:t>
+      </w:r>
+      <w:proofErr w:type="spellEnd"/>
+      <w:r>
+        <w:t xml:space="preserve"> hain, </w:t>
       </w:r>
     </w:p>
+    <w:p>
+      <w:pPr>
+        <w:pStyle w:val="ListParagraph"/>
+        <w:numPr>
+          <w:ilvl w:val="0"/>
+          <w:numId w:val="4"/>
+        </w:numPr>
+      </w:pPr>
+      <w:r>
+        <w:t xml:space="preserve">cost </w:t>
+      </w:r>
+      <w:proofErr w:type="spellStart"/>
+      <w:r>
+        <w:t>kam</w:t>
+      </w:r>
+      <w:proofErr w:type="spellEnd"/>
+      <w:r>
+        <w:t xml:space="preserve"> </w:t>
+      </w:r>
+      <w:proofErr w:type="spellStart"/>
+      <w:r>
+        <w:t>hoti</w:t>
+      </w:r>
+      <w:proofErr w:type="spellEnd"/>
+      <w:r>
+        <w:t xml:space="preserve"> </w:t>
+      </w:r>
+      <w:proofErr w:type="spellStart"/>
+      <w:r>
+        <w:t>hai</w:t>
+      </w:r>
+      <w:proofErr w:type="spellEnd"/>
+      <w:r>
+        <w:t xml:space="preserve"> </w:t>
+      </w:r>
+    </w:p>
+    <w:p>
+      <w:pPr>
+        <w:pStyle w:val="ListParagraph"/>
+        <w:numPr>
+          <w:ilvl w:val="0"/>
+          <w:numId w:val="4"/>
+        </w:numPr>
+      </w:pPr>
+      <w:r>
+        <w:t xml:space="preserve"> software ki quality improve </w:t>
+      </w:r>
+      <w:proofErr w:type="spellStart"/>
+      <w:r>
+        <w:t>hoti</w:t>
+      </w:r>
+      <w:proofErr w:type="spellEnd"/>
+      <w:r>
+        <w:t xml:space="preserve"> </w:t>
+      </w:r>
+      <w:proofErr w:type="spellStart"/>
+      <w:r>
+        <w:t>hai</w:t>
+      </w:r>
+      <w:proofErr w:type="spellEnd"/>
+      <w:r>
+        <w:t>.</w:t>
+      </w:r>
+    </w:p>
+    <w:p/>
+    <w:p/>
     <w:p>
       <w:r>
         <w:rPr>
@@ -101,12 +1406,88 @@
         </w:rPr>
         <w:t>4.</w:t>
       </w:r>
+      <w:r>
+        <w:t>Write down the main objectives and purpose of testing by imagining you are part of a team launching a new music streaming feature in Spotify. List at least 3 objectives and explain each in one line.</w:t>
+      </w:r>
     </w:p>
     <w:p>
       <w:r>
-        <w:t>Write down the main objectives and purpose of testing by imagining you are part of a team launching a new music streaming feature in Spotify. List at least 3 objectives and explain each in one line.</w:t>
-      </w:r>
+        <w:t>1</w:t>
+      </w:r>
+      <w:r>
+        <w:t xml:space="preserve">. Find </w:t>
+      </w:r>
+      <w:proofErr w:type="gramStart"/>
+      <w:r>
+        <w:t xml:space="preserve">Bugs </w:t>
+      </w:r>
+      <w:r>
+        <w:t>.</w:t>
+      </w:r>
+      <w:proofErr w:type="gramEnd"/>
     </w:p>
+    <w:p>
+      <w:r>
+        <w:t xml:space="preserve">2.Quality improve </w:t>
+      </w:r>
+      <w:proofErr w:type="spellStart"/>
+      <w:r>
+        <w:t>karna</w:t>
+      </w:r>
+      <w:proofErr w:type="spellEnd"/>
+      <w:r>
+        <w:t>.</w:t>
+      </w:r>
+    </w:p>
+    <w:p>
+      <w:r>
+        <w:t xml:space="preserve">3 </w:t>
+      </w:r>
+      <w:proofErr w:type="gramStart"/>
+      <w:r>
+        <w:t>security</w:t>
+      </w:r>
+      <w:proofErr w:type="gramEnd"/>
+      <w:r>
+        <w:t>.</w:t>
+      </w:r>
+    </w:p>
+    <w:p>
+      <w:r>
+        <w:t>4.</w:t>
+      </w:r>
+      <w:proofErr w:type="gramStart"/>
+      <w:r>
+        <w:t xml:space="preserve">Performance </w:t>
+      </w:r>
+      <w:r>
+        <w:t xml:space="preserve"> check</w:t>
+      </w:r>
+      <w:proofErr w:type="gramEnd"/>
+      <w:r>
+        <w:t xml:space="preserve"> </w:t>
+      </w:r>
+      <w:proofErr w:type="spellStart"/>
+      <w:r>
+        <w:t>krna</w:t>
+      </w:r>
+      <w:proofErr w:type="spellEnd"/>
+    </w:p>
+    <w:p/>
+    <w:p/>
+    <w:p/>
+    <w:p/>
+    <w:p/>
+    <w:p/>
+    <w:p/>
+    <w:p/>
+    <w:p/>
+    <w:p/>
+    <w:p/>
+    <w:p/>
+    <w:p/>
+    <w:p/>
+    <w:p/>
     <w:p/>
     <w:sectPr>
       <w:pgSz w:w="11906" w:h="16838"/>
@@ -116,6 +1497,523 @@
     </w:sectPr>
   </w:body>
 </w:document>
+</file>
+
+<file path=word/numbering.xml><?xml version="1.0" encoding="utf-8"?>
+<w:numbering xmlns:wpc="http://schemas.microsoft.com/office/word/2010/wordprocessingCanvas" xmlns:cx="http://schemas.microsoft.com/office/drawing/2014/chartex" xmlns:cx1="http://schemas.microsoft.com/office/drawing/2015/9/8/chartex" xmlns:cx2="http://schemas.microsoft.com/office/drawing/2015/10/21/chartex" xmlns:cx3="http://schemas.microsoft.com/office/drawing/2016/5/9/chartex" xmlns:cx4="http://schemas.microsoft.com/office/drawing/2016/5/10/chartex" xmlns:cx5="http://schemas.microsoft.com/office/drawing/2016/5/11/chartex" xmlns:cx6="http://schemas.microsoft.com/office/drawing/2016/5/12/chartex" xmlns:cx7="http://schemas.microsoft.com/office/drawing/2016/5/13/chartex" xmlns:cx8="http://schemas.microsoft.com/office/drawing/2016/5/14/chartex" xmlns:mc="http://schemas.openxmlformats.org/markup-compatibility/2006" xmlns:aink="http://schemas.microsoft.com/office/drawing/2016/ink" xmlns:am3d="http://schemas.microsoft.com/office/drawing/2017/model3d" xmlns:o="urn:schemas-microsoft-com:office:office" xmlns:oel="http://schemas.microsoft.com/office/2019/extlst" xmlns:r="http://schemas.openxmlformats.org/officeDocument/2006/relationships" xmlns:m="http://schemas.openxmlformats.org/officeDocument/2006/math" xmlns:v="urn:schemas-microsoft-com:vml" xmlns:wp14="http://schemas.microsoft.com/office/word/2010/wordprocessingDrawing" xmlns:wp="http://schemas.openxmlformats.org/drawingml/2006/wordprocessingDrawing" xmlns:w10="urn:schemas-microsoft-com:office:word" xmlns:w="http://schemas.openxmlformats.org/wordprocessingml/2006/main" xmlns:w14="http://schemas.microsoft.com/office/word/2010/wordml" xmlns:w15="http://schemas.microsoft.com/office/word/2012/wordml" xmlns:w16cex="http://schemas.microsoft.com/office/word/2018/wordml/cex" xmlns:w16cid="http://schemas.microsoft.com/office/word/2016/wordml/cid" xmlns:w16="http://schemas.microsoft.com/office/word/2018/wordml" xmlns:w16du="http://schemas.microsoft.com/office/word/2023/wordml/word16du" xmlns:w16sdtdh="http://schemas.microsoft.com/office/word/2020/wordml/sdtdatahash" xmlns:w16sdtfl="http://schemas.microsoft.com/office/word/2024/wordml/sdtformatlock" xmlns:w16se="http://schemas.microsoft.com/office/word/2015/wordml/symex" xmlns:wpg="http://schemas.microsoft.com/office/word/2010/wordprocessingGroup" xmlns:wpi="http://schemas.microsoft.com/office/word/2010/wordprocessingInk" xmlns:wne="http://schemas.microsoft.com/office/word/2006/wordml" xmlns:wps="http://schemas.microsoft.com/office/word/2010/wordprocessingShape" mc:Ignorable="w14 w15 w16se w16cid w16 w16cex w16sdtdh w16sdtfl w16du wp14">
+  <w:abstractNum w:abstractNumId="0" w15:restartNumberingAfterBreak="0">
+    <w:nsid w:val="1C760923"/>
+    <w:multiLevelType w:val="hybridMultilevel"/>
+    <w:tmpl w:val="82741DBE"/>
+    <w:lvl w:ilvl="0" w:tplc="4009000F">
+      <w:start w:val="1"/>
+      <w:numFmt w:val="decimal"/>
+      <w:lvlText w:val="%1."/>
+      <w:lvlJc w:val="left"/>
+      <w:pPr>
+        <w:ind w:left="720" w:hanging="360"/>
+      </w:pPr>
+      <w:rPr>
+        <w:rFonts w:hint="default"/>
+      </w:rPr>
+    </w:lvl>
+    <w:lvl w:ilvl="1" w:tplc="40090019" w:tentative="1">
+      <w:start w:val="1"/>
+      <w:numFmt w:val="lowerLetter"/>
+      <w:lvlText w:val="%2."/>
+      <w:lvlJc w:val="left"/>
+      <w:pPr>
+        <w:ind w:left="1440" w:hanging="360"/>
+      </w:pPr>
+    </w:lvl>
+    <w:lvl w:ilvl="2" w:tplc="4009001B" w:tentative="1">
+      <w:start w:val="1"/>
+      <w:numFmt w:val="lowerRoman"/>
+      <w:lvlText w:val="%3."/>
+      <w:lvlJc w:val="right"/>
+      <w:pPr>
+        <w:ind w:left="2160" w:hanging="180"/>
+      </w:pPr>
+    </w:lvl>
+    <w:lvl w:ilvl="3" w:tplc="4009000F" w:tentative="1">
+      <w:start w:val="1"/>
+      <w:numFmt w:val="decimal"/>
+      <w:lvlText w:val="%4."/>
+      <w:lvlJc w:val="left"/>
+      <w:pPr>
+        <w:ind w:left="2880" w:hanging="360"/>
+      </w:pPr>
+    </w:lvl>
+    <w:lvl w:ilvl="4" w:tplc="40090019" w:tentative="1">
+      <w:start w:val="1"/>
+      <w:numFmt w:val="lowerLetter"/>
+      <w:lvlText w:val="%5."/>
+      <w:lvlJc w:val="left"/>
+      <w:pPr>
+        <w:ind w:left="3600" w:hanging="360"/>
+      </w:pPr>
+    </w:lvl>
+    <w:lvl w:ilvl="5" w:tplc="4009001B" w:tentative="1">
+      <w:start w:val="1"/>
+      <w:numFmt w:val="lowerRoman"/>
+      <w:lvlText w:val="%6."/>
+      <w:lvlJc w:val="right"/>
+      <w:pPr>
+        <w:ind w:left="4320" w:hanging="180"/>
+      </w:pPr>
+    </w:lvl>
+    <w:lvl w:ilvl="6" w:tplc="4009000F" w:tentative="1">
+      <w:start w:val="1"/>
+      <w:numFmt w:val="decimal"/>
+      <w:lvlText w:val="%7."/>
+      <w:lvlJc w:val="left"/>
+      <w:pPr>
+        <w:ind w:left="5040" w:hanging="360"/>
+      </w:pPr>
+    </w:lvl>
+    <w:lvl w:ilvl="7" w:tplc="40090019" w:tentative="1">
+      <w:start w:val="1"/>
+      <w:numFmt w:val="lowerLetter"/>
+      <w:lvlText w:val="%8."/>
+      <w:lvlJc w:val="left"/>
+      <w:pPr>
+        <w:ind w:left="5760" w:hanging="360"/>
+      </w:pPr>
+    </w:lvl>
+    <w:lvl w:ilvl="8" w:tplc="4009001B" w:tentative="1">
+      <w:start w:val="1"/>
+      <w:numFmt w:val="lowerRoman"/>
+      <w:lvlText w:val="%9."/>
+      <w:lvlJc w:val="right"/>
+      <w:pPr>
+        <w:ind w:left="6480" w:hanging="180"/>
+      </w:pPr>
+    </w:lvl>
+  </w:abstractNum>
+  <w:abstractNum w:abstractNumId="1" w15:restartNumberingAfterBreak="0">
+    <w:nsid w:val="272A1E8F"/>
+    <w:multiLevelType w:val="multilevel"/>
+    <w:tmpl w:val="1F14CAA8"/>
+    <w:lvl w:ilvl="0">
+      <w:start w:val="1"/>
+      <w:numFmt w:val="bullet"/>
+      <w:lvlText w:val=""/>
+      <w:lvlJc w:val="left"/>
+      <w:pPr>
+        <w:tabs>
+          <w:tab w:val="num" w:pos="720"/>
+        </w:tabs>
+        <w:ind w:left="720" w:hanging="360"/>
+      </w:pPr>
+      <w:rPr>
+        <w:rFonts w:ascii="Symbol" w:hAnsi="Symbol" w:hint="default"/>
+        <w:sz w:val="20"/>
+      </w:rPr>
+    </w:lvl>
+    <w:lvl w:ilvl="1" w:tentative="1">
+      <w:start w:val="1"/>
+      <w:numFmt w:val="bullet"/>
+      <w:lvlText w:val=""/>
+      <w:lvlJc w:val="left"/>
+      <w:pPr>
+        <w:tabs>
+          <w:tab w:val="num" w:pos="1440"/>
+        </w:tabs>
+        <w:ind w:left="1440" w:hanging="360"/>
+      </w:pPr>
+      <w:rPr>
+        <w:rFonts w:ascii="Symbol" w:hAnsi="Symbol" w:hint="default"/>
+        <w:sz w:val="20"/>
+      </w:rPr>
+    </w:lvl>
+    <w:lvl w:ilvl="2" w:tentative="1">
+      <w:start w:val="1"/>
+      <w:numFmt w:val="bullet"/>
+      <w:lvlText w:val=""/>
+      <w:lvlJc w:val="left"/>
+      <w:pPr>
+        <w:tabs>
+          <w:tab w:val="num" w:pos="2160"/>
+        </w:tabs>
+        <w:ind w:left="2160" w:hanging="360"/>
+      </w:pPr>
+      <w:rPr>
+        <w:rFonts w:ascii="Symbol" w:hAnsi="Symbol" w:hint="default"/>
+        <w:sz w:val="20"/>
+      </w:rPr>
+    </w:lvl>
+    <w:lvl w:ilvl="3" w:tentative="1">
+      <w:start w:val="1"/>
+      <w:numFmt w:val="bullet"/>
+      <w:lvlText w:val=""/>
+      <w:lvlJc w:val="left"/>
+      <w:pPr>
+        <w:tabs>
+          <w:tab w:val="num" w:pos="2880"/>
+        </w:tabs>
+        <w:ind w:left="2880" w:hanging="360"/>
+      </w:pPr>
+      <w:rPr>
+        <w:rFonts w:ascii="Symbol" w:hAnsi="Symbol" w:hint="default"/>
+        <w:sz w:val="20"/>
+      </w:rPr>
+    </w:lvl>
+    <w:lvl w:ilvl="4" w:tentative="1">
+      <w:start w:val="1"/>
+      <w:numFmt w:val="bullet"/>
+      <w:lvlText w:val=""/>
+      <w:lvlJc w:val="left"/>
+      <w:pPr>
+        <w:tabs>
+          <w:tab w:val="num" w:pos="3600"/>
+        </w:tabs>
+        <w:ind w:left="3600" w:hanging="360"/>
+      </w:pPr>
+      <w:rPr>
+        <w:rFonts w:ascii="Symbol" w:hAnsi="Symbol" w:hint="default"/>
+        <w:sz w:val="20"/>
+      </w:rPr>
+    </w:lvl>
+    <w:lvl w:ilvl="5" w:tentative="1">
+      <w:start w:val="1"/>
+      <w:numFmt w:val="bullet"/>
+      <w:lvlText w:val=""/>
+      <w:lvlJc w:val="left"/>
+      <w:pPr>
+        <w:tabs>
+          <w:tab w:val="num" w:pos="4320"/>
+        </w:tabs>
+        <w:ind w:left="4320" w:hanging="360"/>
+      </w:pPr>
+      <w:rPr>
+        <w:rFonts w:ascii="Symbol" w:hAnsi="Symbol" w:hint="default"/>
+        <w:sz w:val="20"/>
+      </w:rPr>
+    </w:lvl>
+    <w:lvl w:ilvl="6" w:tentative="1">
+      <w:start w:val="1"/>
+      <w:numFmt w:val="bullet"/>
+      <w:lvlText w:val=""/>
+      <w:lvlJc w:val="left"/>
+      <w:pPr>
+        <w:tabs>
+          <w:tab w:val="num" w:pos="5040"/>
+        </w:tabs>
+        <w:ind w:left="5040" w:hanging="360"/>
+      </w:pPr>
+      <w:rPr>
+        <w:rFonts w:ascii="Symbol" w:hAnsi="Symbol" w:hint="default"/>
+        <w:sz w:val="20"/>
+      </w:rPr>
+    </w:lvl>
+    <w:lvl w:ilvl="7" w:tentative="1">
+      <w:start w:val="1"/>
+      <w:numFmt w:val="bullet"/>
+      <w:lvlText w:val=""/>
+      <w:lvlJc w:val="left"/>
+      <w:pPr>
+        <w:tabs>
+          <w:tab w:val="num" w:pos="5760"/>
+        </w:tabs>
+        <w:ind w:left="5760" w:hanging="360"/>
+      </w:pPr>
+      <w:rPr>
+        <w:rFonts w:ascii="Symbol" w:hAnsi="Symbol" w:hint="default"/>
+        <w:sz w:val="20"/>
+      </w:rPr>
+    </w:lvl>
+    <w:lvl w:ilvl="8" w:tentative="1">
+      <w:start w:val="1"/>
+      <w:numFmt w:val="bullet"/>
+      <w:lvlText w:val=""/>
+      <w:lvlJc w:val="left"/>
+      <w:pPr>
+        <w:tabs>
+          <w:tab w:val="num" w:pos="6480"/>
+        </w:tabs>
+        <w:ind w:left="6480" w:hanging="360"/>
+      </w:pPr>
+      <w:rPr>
+        <w:rFonts w:ascii="Symbol" w:hAnsi="Symbol" w:hint="default"/>
+        <w:sz w:val="20"/>
+      </w:rPr>
+    </w:lvl>
+  </w:abstractNum>
+  <w:abstractNum w:abstractNumId="2" w15:restartNumberingAfterBreak="0">
+    <w:nsid w:val="367269D4"/>
+    <w:multiLevelType w:val="multilevel"/>
+    <w:tmpl w:val="84624460"/>
+    <w:lvl w:ilvl="0">
+      <w:start w:val="1"/>
+      <w:numFmt w:val="bullet"/>
+      <w:lvlText w:val=""/>
+      <w:lvlJc w:val="left"/>
+      <w:pPr>
+        <w:tabs>
+          <w:tab w:val="num" w:pos="720"/>
+        </w:tabs>
+        <w:ind w:left="720" w:hanging="360"/>
+      </w:pPr>
+      <w:rPr>
+        <w:rFonts w:ascii="Symbol" w:hAnsi="Symbol" w:hint="default"/>
+        <w:sz w:val="20"/>
+      </w:rPr>
+    </w:lvl>
+    <w:lvl w:ilvl="1" w:tentative="1">
+      <w:start w:val="1"/>
+      <w:numFmt w:val="bullet"/>
+      <w:lvlText w:val=""/>
+      <w:lvlJc w:val="left"/>
+      <w:pPr>
+        <w:tabs>
+          <w:tab w:val="num" w:pos="1440"/>
+        </w:tabs>
+        <w:ind w:left="1440" w:hanging="360"/>
+      </w:pPr>
+      <w:rPr>
+        <w:rFonts w:ascii="Symbol" w:hAnsi="Symbol" w:hint="default"/>
+        <w:sz w:val="20"/>
+      </w:rPr>
+    </w:lvl>
+    <w:lvl w:ilvl="2" w:tentative="1">
+      <w:start w:val="1"/>
+      <w:numFmt w:val="bullet"/>
+      <w:lvlText w:val=""/>
+      <w:lvlJc w:val="left"/>
+      <w:pPr>
+        <w:tabs>
+          <w:tab w:val="num" w:pos="2160"/>
+        </w:tabs>
+        <w:ind w:left="2160" w:hanging="360"/>
+      </w:pPr>
+      <w:rPr>
+        <w:rFonts w:ascii="Symbol" w:hAnsi="Symbol" w:hint="default"/>
+        <w:sz w:val="20"/>
+      </w:rPr>
+    </w:lvl>
+    <w:lvl w:ilvl="3" w:tentative="1">
+      <w:start w:val="1"/>
+      <w:numFmt w:val="bullet"/>
+      <w:lvlText w:val=""/>
+      <w:lvlJc w:val="left"/>
+      <w:pPr>
+        <w:tabs>
+          <w:tab w:val="num" w:pos="2880"/>
+        </w:tabs>
+        <w:ind w:left="2880" w:hanging="360"/>
+      </w:pPr>
+      <w:rPr>
+        <w:rFonts w:ascii="Symbol" w:hAnsi="Symbol" w:hint="default"/>
+        <w:sz w:val="20"/>
+      </w:rPr>
+    </w:lvl>
+    <w:lvl w:ilvl="4" w:tentative="1">
+      <w:start w:val="1"/>
+      <w:numFmt w:val="bullet"/>
+      <w:lvlText w:val=""/>
+      <w:lvlJc w:val="left"/>
+      <w:pPr>
+        <w:tabs>
+          <w:tab w:val="num" w:pos="3600"/>
+        </w:tabs>
+        <w:ind w:left="3600" w:hanging="360"/>
+      </w:pPr>
+      <w:rPr>
+        <w:rFonts w:ascii="Symbol" w:hAnsi="Symbol" w:hint="default"/>
+        <w:sz w:val="20"/>
+      </w:rPr>
+    </w:lvl>
+    <w:lvl w:ilvl="5" w:tentative="1">
+      <w:start w:val="1"/>
+      <w:numFmt w:val="bullet"/>
+      <w:lvlText w:val=""/>
+      <w:lvlJc w:val="left"/>
+      <w:pPr>
+        <w:tabs>
+          <w:tab w:val="num" w:pos="4320"/>
+        </w:tabs>
+        <w:ind w:left="4320" w:hanging="360"/>
+      </w:pPr>
+      <w:rPr>
+        <w:rFonts w:ascii="Symbol" w:hAnsi="Symbol" w:hint="default"/>
+        <w:sz w:val="20"/>
+      </w:rPr>
+    </w:lvl>
+    <w:lvl w:ilvl="6" w:tentative="1">
+      <w:start w:val="1"/>
+      <w:numFmt w:val="bullet"/>
+      <w:lvlText w:val=""/>
+      <w:lvlJc w:val="left"/>
+      <w:pPr>
+        <w:tabs>
+          <w:tab w:val="num" w:pos="5040"/>
+        </w:tabs>
+        <w:ind w:left="5040" w:hanging="360"/>
+      </w:pPr>
+      <w:rPr>
+        <w:rFonts w:ascii="Symbol" w:hAnsi="Symbol" w:hint="default"/>
+        <w:sz w:val="20"/>
+      </w:rPr>
+    </w:lvl>
+    <w:lvl w:ilvl="7" w:tentative="1">
+      <w:start w:val="1"/>
+      <w:numFmt w:val="bullet"/>
+      <w:lvlText w:val=""/>
+      <w:lvlJc w:val="left"/>
+      <w:pPr>
+        <w:tabs>
+          <w:tab w:val="num" w:pos="5760"/>
+        </w:tabs>
+        <w:ind w:left="5760" w:hanging="360"/>
+      </w:pPr>
+      <w:rPr>
+        <w:rFonts w:ascii="Symbol" w:hAnsi="Symbol" w:hint="default"/>
+        <w:sz w:val="20"/>
+      </w:rPr>
+    </w:lvl>
+    <w:lvl w:ilvl="8" w:tentative="1">
+      <w:start w:val="1"/>
+      <w:numFmt w:val="bullet"/>
+      <w:lvlText w:val=""/>
+      <w:lvlJc w:val="left"/>
+      <w:pPr>
+        <w:tabs>
+          <w:tab w:val="num" w:pos="6480"/>
+        </w:tabs>
+        <w:ind w:left="6480" w:hanging="360"/>
+      </w:pPr>
+      <w:rPr>
+        <w:rFonts w:ascii="Symbol" w:hAnsi="Symbol" w:hint="default"/>
+        <w:sz w:val="20"/>
+      </w:rPr>
+    </w:lvl>
+  </w:abstractNum>
+  <w:abstractNum w:abstractNumId="3" w15:restartNumberingAfterBreak="0">
+    <w:nsid w:val="6A004D7D"/>
+    <w:multiLevelType w:val="multilevel"/>
+    <w:tmpl w:val="D868C86C"/>
+    <w:lvl w:ilvl="0">
+      <w:start w:val="1"/>
+      <w:numFmt w:val="decimal"/>
+      <w:lvlText w:val="%1."/>
+      <w:lvlJc w:val="left"/>
+      <w:pPr>
+        <w:tabs>
+          <w:tab w:val="num" w:pos="720"/>
+        </w:tabs>
+        <w:ind w:left="720" w:hanging="360"/>
+      </w:pPr>
+    </w:lvl>
+    <w:lvl w:ilvl="1" w:tentative="1">
+      <w:start w:val="1"/>
+      <w:numFmt w:val="decimal"/>
+      <w:lvlText w:val="%2."/>
+      <w:lvlJc w:val="left"/>
+      <w:pPr>
+        <w:tabs>
+          <w:tab w:val="num" w:pos="1440"/>
+        </w:tabs>
+        <w:ind w:left="1440" w:hanging="360"/>
+      </w:pPr>
+    </w:lvl>
+    <w:lvl w:ilvl="2" w:tentative="1">
+      <w:start w:val="1"/>
+      <w:numFmt w:val="decimal"/>
+      <w:lvlText w:val="%3."/>
+      <w:lvlJc w:val="left"/>
+      <w:pPr>
+        <w:tabs>
+          <w:tab w:val="num" w:pos="2160"/>
+        </w:tabs>
+        <w:ind w:left="2160" w:hanging="360"/>
+      </w:pPr>
+    </w:lvl>
+    <w:lvl w:ilvl="3" w:tentative="1">
+      <w:start w:val="1"/>
+      <w:numFmt w:val="decimal"/>
+      <w:lvlText w:val="%4."/>
+      <w:lvlJc w:val="left"/>
+      <w:pPr>
+        <w:tabs>
+          <w:tab w:val="num" w:pos="2880"/>
+        </w:tabs>
+        <w:ind w:left="2880" w:hanging="360"/>
+      </w:pPr>
+    </w:lvl>
+    <w:lvl w:ilvl="4" w:tentative="1">
+      <w:start w:val="1"/>
+      <w:numFmt w:val="decimal"/>
+      <w:lvlText w:val="%5."/>
+      <w:lvlJc w:val="left"/>
+      <w:pPr>
+        <w:tabs>
+          <w:tab w:val="num" w:pos="3600"/>
+        </w:tabs>
+        <w:ind w:left="3600" w:hanging="360"/>
+      </w:pPr>
+    </w:lvl>
+    <w:lvl w:ilvl="5" w:tentative="1">
+      <w:start w:val="1"/>
+      <w:numFmt w:val="decimal"/>
+      <w:lvlText w:val="%6."/>
+      <w:lvlJc w:val="left"/>
+      <w:pPr>
+        <w:tabs>
+          <w:tab w:val="num" w:pos="4320"/>
+        </w:tabs>
+        <w:ind w:left="4320" w:hanging="360"/>
+      </w:pPr>
+    </w:lvl>
+    <w:lvl w:ilvl="6" w:tentative="1">
+      <w:start w:val="1"/>
+      <w:numFmt w:val="decimal"/>
+      <w:lvlText w:val="%7."/>
+      <w:lvlJc w:val="left"/>
+      <w:pPr>
+        <w:tabs>
+          <w:tab w:val="num" w:pos="5040"/>
+        </w:tabs>
+        <w:ind w:left="5040" w:hanging="360"/>
+      </w:pPr>
+    </w:lvl>
+    <w:lvl w:ilvl="7" w:tentative="1">
+      <w:start w:val="1"/>
+      <w:numFmt w:val="decimal"/>
+      <w:lvlText w:val="%8."/>
+      <w:lvlJc w:val="left"/>
+      <w:pPr>
+        <w:tabs>
+          <w:tab w:val="num" w:pos="5760"/>
+        </w:tabs>
+        <w:ind w:left="5760" w:hanging="360"/>
+      </w:pPr>
+    </w:lvl>
+    <w:lvl w:ilvl="8" w:tentative="1">
+      <w:start w:val="1"/>
+      <w:numFmt w:val="decimal"/>
+      <w:lvlText w:val="%9."/>
+      <w:lvlJc w:val="left"/>
+      <w:pPr>
+        <w:tabs>
+          <w:tab w:val="num" w:pos="6480"/>
+        </w:tabs>
+        <w:ind w:left="6480" w:hanging="360"/>
+      </w:pPr>
+    </w:lvl>
+  </w:abstractNum>
+  <w:num w:numId="1" w16cid:durableId="840850635">
+    <w:abstractNumId w:val="3"/>
+  </w:num>
+  <w:num w:numId="2" w16cid:durableId="372194396">
+    <w:abstractNumId w:val="1"/>
+  </w:num>
+  <w:num w:numId="3" w16cid:durableId="1346203790">
+    <w:abstractNumId w:val="2"/>
+  </w:num>
+  <w:num w:numId="4" w16cid:durableId="816993623">
+    <w:abstractNumId w:val="0"/>
+  </w:num>
+</w:numbering>
 </file>
 
 <file path=word/styles.xml><?xml version="1.0" encoding="utf-8"?>
